--- a/uploads/jobdescription.docx
+++ b/uploads/jobdescription.docx
@@ -4,8 +4,6 @@
   <w:body>
     <w:p>
       <w:pPr>
-        <w:spacing w:line="360" w:lineRule="auto"/>
-        <w:jc w:val="both"/>
         <w:rPr>
           <w:rFonts w:ascii="Times New Roman" w:hAnsi="Times New Roman" w:cs="Times New Roman"/>
           <w:b/>
@@ -27,10 +25,10 @@
     </w:p>
     <w:p>
       <w:pPr>
-        <w:spacing w:line="360" w:lineRule="auto"/>
-        <w:jc w:val="both"/>
-        <w:rPr>
-          <w:rFonts w:ascii="Times New Roman" w:hAnsi="Times New Roman" w:cs="Times New Roman"/>
+        <w:rPr>
+          <w:rFonts w:ascii="Times New Roman" w:hAnsi="Times New Roman" w:cs="Times New Roman"/>
+          <w:b/>
+          <w:bCs/>
           <w:sz w:val="30"/>
           <w:szCs w:val="30"/>
         </w:rPr>
@@ -38,6 +36,8 @@
       <w:r>
         <w:rPr>
           <w:rFonts w:ascii="Times New Roman" w:hAnsi="Times New Roman" w:cs="Times New Roman"/>
+          <w:b/>
+          <w:bCs/>
           <w:sz w:val="30"/>
           <w:szCs w:val="30"/>
         </w:rPr>
@@ -46,8 +46,6 @@
     </w:p>
     <w:p>
       <w:pPr>
-        <w:spacing w:line="360" w:lineRule="auto"/>
-        <w:jc w:val="both"/>
         <w:rPr>
           <w:rFonts w:ascii="Times New Roman" w:hAnsi="Times New Roman" w:cs="Times New Roman"/>
           <w:sz w:val="30"/>
@@ -60,29 +58,11 @@
           <w:sz w:val="30"/>
           <w:szCs w:val="30"/>
         </w:rPr>
-        <w:t xml:space="preserve">- </w:t>
-      </w:r>
-      <w:r>
-        <w:rPr>
-          <w:rFonts w:ascii="Times New Roman" w:hAnsi="Times New Roman" w:cs="Times New Roman"/>
-          <w:sz w:val="30"/>
-          <w:szCs w:val="30"/>
-        </w:rPr>
-        <w:t>Analyse</w:t>
-      </w:r>
-      <w:r>
-        <w:rPr>
-          <w:rFonts w:ascii="Times New Roman" w:hAnsi="Times New Roman" w:cs="Times New Roman"/>
-          <w:sz w:val="30"/>
-          <w:szCs w:val="30"/>
-        </w:rPr>
-        <w:t xml:space="preserve"> large datasets to extract insights.</w:t>
+        <w:t>- Analyse large datasets to extract insights.</w:t>
       </w:r>
     </w:p>
     <w:p>
       <w:pPr>
-        <w:spacing w:line="360" w:lineRule="auto"/>
-        <w:jc w:val="both"/>
         <w:rPr>
           <w:rFonts w:ascii="Times New Roman" w:hAnsi="Times New Roman" w:cs="Times New Roman"/>
           <w:sz w:val="30"/>
@@ -95,29 +75,11 @@
           <w:sz w:val="30"/>
           <w:szCs w:val="30"/>
         </w:rPr>
-        <w:t xml:space="preserve">- Build dashboards and </w:t>
-      </w:r>
-      <w:r>
-        <w:rPr>
-          <w:rFonts w:ascii="Times New Roman" w:hAnsi="Times New Roman" w:cs="Times New Roman"/>
-          <w:sz w:val="30"/>
-          <w:szCs w:val="30"/>
-        </w:rPr>
-        <w:t>visualisations</w:t>
-      </w:r>
-      <w:r>
-        <w:rPr>
-          <w:rFonts w:ascii="Times New Roman" w:hAnsi="Times New Roman" w:cs="Times New Roman"/>
-          <w:sz w:val="30"/>
-          <w:szCs w:val="30"/>
-        </w:rPr>
-        <w:t>.</w:t>
+        <w:t>- Build dashboards and visualisations.</w:t>
       </w:r>
     </w:p>
     <w:p>
       <w:pPr>
-        <w:spacing w:line="360" w:lineRule="auto"/>
-        <w:jc w:val="both"/>
         <w:rPr>
           <w:rFonts w:ascii="Times New Roman" w:hAnsi="Times New Roman" w:cs="Times New Roman"/>
           <w:sz w:val="30"/>
@@ -135,8 +97,6 @@
     </w:p>
     <w:p>
       <w:pPr>
-        <w:spacing w:line="360" w:lineRule="auto"/>
-        <w:jc w:val="both"/>
         <w:rPr>
           <w:rFonts w:ascii="Times New Roman" w:hAnsi="Times New Roman" w:cs="Times New Roman"/>
           <w:b/>
@@ -158,8 +118,6 @@
     </w:p>
     <w:p>
       <w:pPr>
-        <w:spacing w:line="360" w:lineRule="auto"/>
-        <w:jc w:val="both"/>
         <w:rPr>
           <w:rFonts w:ascii="Times New Roman" w:hAnsi="Times New Roman" w:cs="Times New Roman"/>
           <w:sz w:val="30"/>
@@ -177,8 +135,6 @@
     </w:p>
     <w:p>
       <w:pPr>
-        <w:spacing w:line="360" w:lineRule="auto"/>
-        <w:jc w:val="both"/>
         <w:rPr>
           <w:rFonts w:ascii="Times New Roman" w:hAnsi="Times New Roman" w:cs="Times New Roman"/>
           <w:sz w:val="30"/>
@@ -191,45 +147,11 @@
           <w:sz w:val="30"/>
           <w:szCs w:val="30"/>
         </w:rPr>
-        <w:t xml:space="preserve">- Experience with data </w:t>
-      </w:r>
-      <w:r>
-        <w:rPr>
-          <w:rFonts w:ascii="Times New Roman" w:hAnsi="Times New Roman" w:cs="Times New Roman"/>
-          <w:sz w:val="30"/>
-          <w:szCs w:val="30"/>
-        </w:rPr>
-        <w:t>visualisation</w:t>
-      </w:r>
-      <w:r>
-        <w:rPr>
-          <w:rFonts w:ascii="Times New Roman" w:hAnsi="Times New Roman" w:cs="Times New Roman"/>
-          <w:sz w:val="30"/>
-          <w:szCs w:val="30"/>
-        </w:rPr>
-        <w:t xml:space="preserve"> tools (Tableau, </w:t>
-      </w:r>
-      <w:r>
-        <w:rPr>
-          <w:rFonts w:ascii="Times New Roman" w:hAnsi="Times New Roman" w:cs="Times New Roman"/>
-          <w:sz w:val="30"/>
-          <w:szCs w:val="30"/>
-        </w:rPr>
-        <w:t>Power BI</w:t>
-      </w:r>
-      <w:r>
-        <w:rPr>
-          <w:rFonts w:ascii="Times New Roman" w:hAnsi="Times New Roman" w:cs="Times New Roman"/>
-          <w:sz w:val="30"/>
-          <w:szCs w:val="30"/>
-        </w:rPr>
-        <w:t>).</w:t>
+        <w:t>- Experience with data visualisation tools (Tableau, Power BI).</w:t>
       </w:r>
     </w:p>
     <w:p>
       <w:pPr>
-        <w:spacing w:line="360" w:lineRule="auto"/>
-        <w:jc w:val="both"/>
         <w:rPr>
           <w:rFonts w:ascii="Times New Roman" w:hAnsi="Times New Roman" w:cs="Times New Roman"/>
           <w:sz w:val="30"/>
@@ -243,6 +165,71 @@
           <w:szCs w:val="30"/>
         </w:rPr>
         <w:t>- Strong problem-solving skills.</w:t>
+      </w:r>
+    </w:p>
+    <w:p>
+      <w:pPr>
+        <w:rPr>
+          <w:rFonts w:ascii="Times New Roman" w:hAnsi="Times New Roman" w:cs="Times New Roman"/>
+          <w:b/>
+          <w:bCs/>
+          <w:sz w:val="30"/>
+          <w:szCs w:val="30"/>
+        </w:rPr>
+      </w:pPr>
+      <w:r>
+        <w:rPr>
+          <w:rFonts w:ascii="Times New Roman" w:hAnsi="Times New Roman" w:cs="Times New Roman"/>
+          <w:b/>
+          <w:bCs/>
+          <w:sz w:val="30"/>
+          <w:szCs w:val="30"/>
+        </w:rPr>
+        <w:t>Soft Skills:</w:t>
+      </w:r>
+    </w:p>
+    <w:p>
+      <w:pPr>
+        <w:rPr>
+          <w:rFonts w:ascii="Times New Roman" w:hAnsi="Times New Roman" w:cs="Times New Roman"/>
+          <w:sz w:val="30"/>
+          <w:szCs w:val="30"/>
+        </w:rPr>
+      </w:pPr>
+      <w:r>
+        <w:rPr>
+          <w:rFonts w:ascii="Times New Roman" w:hAnsi="Times New Roman" w:cs="Times New Roman"/>
+          <w:sz w:val="30"/>
+          <w:szCs w:val="30"/>
+        </w:rPr>
+        <w:t>- communication.</w:t>
+      </w:r>
+    </w:p>
+    <w:p>
+      <w:pPr>
+        <w:rPr>
+          <w:rFonts w:ascii="Times New Roman" w:hAnsi="Times New Roman" w:cs="Times New Roman"/>
+          <w:sz w:val="30"/>
+          <w:szCs w:val="30"/>
+        </w:rPr>
+      </w:pPr>
+      <w:r>
+        <w:rPr>
+          <w:rFonts w:ascii="Times New Roman" w:hAnsi="Times New Roman" w:cs="Times New Roman"/>
+          <w:sz w:val="30"/>
+          <w:szCs w:val="30"/>
+        </w:rPr>
+        <w:t>-Professionalism in English</w:t>
+      </w:r>
+    </w:p>
+    <w:p>
+      <w:r>
+        <w:rPr>
+          <w:rFonts w:ascii="Times New Roman" w:hAnsi="Times New Roman" w:cs="Times New Roman"/>
+          <w:sz w:val="30"/>
+          <w:szCs w:val="30"/>
+        </w:rPr>
+        <w:t>-&gt;1 year experience as a Team Leader position</w:t>
       </w:r>
     </w:p>
     <w:sectPr>
